--- a/en/scientists/CV/Word/Applebaum_Mark_CV_EN.docx
+++ b/en/scientists/CV/Word/Applebaum_Mark_CV_EN.docx
@@ -501,7 +501,7 @@
           <w:sz w:val="21"/>
           <w:szCs w:val="21"/>
         </w:rPr>
-        <w:t>Mark Applebaum is an associate professor in the Department of Mathematics and Teaching Mathematics at Kaye Academic College of Education, a rank the CV spells Associated Professor and dates from 2018. He received an MSc from Azerbaijan State University named after Kirov in 1981–1986 and a PhD from Azerbaijan State Pedagogical University in 1996–2001. The dissertation is Teaching Mathematics using the idea of inquiry-based problems, supervised by Peter Samovol. He was a postdoctoral fellow with Roza Leikin at the University of Haifa in 2006–2007. He heads the MEd program in integrative STEM education and the Research and Evaluation Authority at Kaye.</w:t>
+        <w:t>Mark Applebaum is an associate professor in the Department of Mathematics and Teaching Mathematics at Kaye Academic College of Education (Associate Professor since 2018). He received an MSc from Azerbaijan State University named after Kirov in 1981–1986 and a PhD from Azerbaijan State Pedagogical University in 1996–2001. The dissertation is Teaching Mathematics using the idea of inquiry-based problems, supervised by Peter Samovol. He was a postdoctoral fellow with Roza Leikin at the University of Haifa in 2006–2007. He heads the MEd program in integrative STEM education and the Research and Evaluation Authority at Kaye.</w:t>
       </w:r>
     </w:p>
     <w:p>
@@ -1256,7 +1256,7 @@
                 <w:sz w:val="21"/>
                 <w:szCs w:val="21"/>
               </w:rPr>
-              <w:t>The CV prints Associated Professor</w:t>
+              <w:t>Associate Professor</w:t>
             </w:r>
           </w:p>
         </w:tc>
@@ -4550,25 +4550,23 @@
           <w:sz w:val="21"/>
           <w:szCs w:val="21"/>
         </w:rPr>
-        <w:t xml:space="preserve">1. Samovol, P. , &amp; </w:t>
-      </w:r>
-      <w:r>
-        <w:rPr>
-          <w:rFonts w:ascii="Times New Roman" w:cs="Times New Roman" w:eastAsia="Times New Roman" w:hAnsi="Times New Roman"/>
-          <w:b/>
-          <w:bCs/>
-          <w:sz w:val="21"/>
-          <w:szCs w:val="21"/>
-        </w:rPr>
-        <w:t>Applebaum, M.</w:t>
-      </w:r>
-      <w:r>
-        <w:rPr>
-          <w:rFonts w:ascii="Times New Roman" w:cs="Times New Roman" w:eastAsia="Times New Roman" w:hAnsi="Times New Roman"/>
-          <w:sz w:val="21"/>
-          <w:szCs w:val="21"/>
-        </w:rPr>
-        <w:t xml:space="preserve"> (2001). Mathematics mistakes of students: Training potential, Proceedings of the 1st International Virtual Conference: Opening Gates in Teacher Education, Mofet Institute, Israel.</w:t>
+        <w:t>1. Samovol, P., &amp; Applebaum, M. (2001). Mathematics mistakes of students: Training potential, Proceedings of the 1st International Virtual Conference: Opening Gates in Teacher Education, Mofet Institute, Israel.</w:t>
+      </w:r>
+      <w:r>
+        <w:rPr>
+          <w:rFonts w:ascii="Times New Roman" w:cs="Times New Roman" w:eastAsia="Times New Roman" w:hAnsi="Times New Roman"/>
+          <w:b/>
+          <w:bCs/>
+          <w:sz w:val="21"/>
+          <w:szCs w:val="21"/>
+        </w:rPr>
+      </w:r>
+      <w:r>
+        <w:rPr>
+          <w:rFonts w:ascii="Times New Roman" w:cs="Times New Roman" w:eastAsia="Times New Roman" w:hAnsi="Times New Roman"/>
+          <w:sz w:val="21"/>
+          <w:szCs w:val="21"/>
+        </w:rPr>
       </w:r>
     </w:p>
     <w:p>
